--- a/word_reports/LP_0335_위치_701_The Beatles_1.docx
+++ b/word_reports/LP_0335_위치_701_The Beatles_1.docx
@@ -4,7 +4,7 @@
   <w:body>
     <w:p>
       <w:pPr>
-        <w:spacing w:after="280"/>
+        <w:spacing w:after="80"/>
       </w:pPr>
       <w:r>
         <w:rPr w:rFonts="맑은 고딕">
@@ -13,94 +13,47 @@
           <w:color w:val="1E3A8A"/>
           <w:sz w:val="30"/>
         </w:rPr>
-        <w:t>[701] The Beatles - 1</w:t>
+        <w:t>The Beatles (비틀즈) - 1</w:t>
       </w:r>
     </w:p>
     <w:p>
       <w:pPr>
-        <w:spacing w:after="320"/>
+        <w:spacing w:after="240"/>
       </w:pPr>
       <w:r>
         <w:rPr w:rFonts="맑은 고딕">
           <w:rFonts w:ascii="맑은 고딕" w:hAnsi="맑은 고딕" w:eastAsia="맑은 고딕"/>
           <w:b/>
-          <w:sz w:val="20"/>
+          <w:color w:val="4B5563"/>
+          <w:sz w:val="22"/>
         </w:rPr>
-        <w:t>■ 위치 : 701</w:t>
-        <w:br/>
-      </w:r>
-      <w:r>
-        <w:rPr w:rFonts="맑은 고딕">
-          <w:rFonts w:ascii="맑은 고딕" w:hAnsi="맑은 고딕" w:eastAsia="맑은 고딕"/>
-          <w:b/>
-          <w:sz w:val="20"/>
-        </w:rPr>
-        <w:t>■ 아티스트 : The Beatles</w:t>
-        <w:br/>
-      </w:r>
-      <w:r>
-        <w:rPr w:rFonts="맑은 고딕">
-          <w:rFonts w:ascii="맑은 고딕" w:hAnsi="맑은 고딕" w:eastAsia="맑은 고딕"/>
-          <w:b/>
-          <w:sz w:val="20"/>
-        </w:rPr>
-        <w:t>■ 앨범명 : 1</w:t>
-        <w:br/>
-      </w:r>
-      <w:r>
-        <w:rPr w:rFonts="맑은 고딕">
-          <w:rFonts w:ascii="맑은 고딕" w:hAnsi="맑은 고딕" w:eastAsia="맑은 고딕"/>
-          <w:b w:val="0"/>
-          <w:sz w:val="20"/>
-        </w:rPr>
-        <w:t>■ 음반 레이블 : Apple Records</w:t>
-        <w:br/>
-      </w:r>
-      <w:r>
-        <w:rPr w:rFonts="맑은 고딕">
-          <w:rFonts w:ascii="맑은 고딕" w:hAnsi="맑은 고딕" w:eastAsia="맑은 고딕"/>
-          <w:b w:val="0"/>
-          <w:sz w:val="20"/>
-        </w:rPr>
-        <w:t>■ 발매년도 : 2000</w:t>
-        <w:br/>
-      </w:r>
-      <w:r>
-        <w:rPr w:rFonts="맑은 고딕">
-          <w:rFonts w:ascii="맑은 고딕" w:hAnsi="맑은 고딕" w:eastAsia="맑은 고딕"/>
-          <w:b w:val="0"/>
-          <w:sz w:val="20"/>
-        </w:rPr>
-        <w:t>■ 장르 : 록 / 팝 (Rock / Pop)</w:t>
-        <w:br/>
-      </w:r>
-      <w:r>
-        <w:rPr w:rFonts="맑은 고딕">
-          <w:rFonts w:ascii="맑은 고딕" w:hAnsi="맑은 고딕" w:eastAsia="맑은 고딕"/>
-          <w:b w:val="0"/>
-          <w:sz w:val="20"/>
-        </w:rPr>
-        <w:t>■ 주요 수록곡 : Love Me Do, A Hard Day's Night, Yesterday, Hey Jude, Something, Let It Be</w:t>
-        <w:br/>
+        <w:t>위치 :  701</w:t>
       </w:r>
     </w:p>
     <w:p>
       <w:pPr>
-        <w:spacing w:after="160"/>
+        <w:spacing w:line="324" w:lineRule="auto" w:before="80" w:after="160"/>
       </w:pPr>
       <w:r>
         <w:rPr w:rFonts="맑은 고딕">
           <w:rFonts w:ascii="맑은 고딕" w:hAnsi="맑은 고딕" w:eastAsia="맑은 고딕"/>
           <w:b/>
           <w:color w:val="1F2937"/>
-          <w:sz w:val="24"/>
+          <w:sz w:val="22"/>
         </w:rPr>
-        <w:t>■ 음반 해설 및 감상 가이드</w:t>
+        <w:t xml:space="preserve">[음반 소개] </w:t>
+      </w:r>
+      <w:r>
+        <w:rPr w:rFonts="맑은 고딕">
+          <w:rFonts w:ascii="맑은 고딕" w:hAnsi="맑은 고딕" w:eastAsia="맑은 고딕"/>
+          <w:b w:val="0"/>
+          <w:sz w:val="21"/>
+        </w:rPr>
       </w:r>
     </w:p>
     <w:p>
       <w:pPr>
-        <w:spacing w:line="312" w:lineRule="auto" w:after="120"/>
+        <w:spacing w:line="324" w:lineRule="auto" w:after="120"/>
       </w:pPr>
       <w:r>
         <w:rPr w:rFonts="맑은 고딕">
@@ -108,51 +61,516 @@
           <w:b w:val="0"/>
           <w:sz w:val="21"/>
         </w:rPr>
-        <w:t>2000년에 발매된 비틀즈(The Beatles)의 컴필레이션 음반 『1』은 대중음악 역사상 가장 찬란했던 거장들의 궤적을 단 한 장의 앨범에 압축해 놓은 결정체입니다. 영국과 미국 공식 차트에서 1위를 차지했던 27곡의 톱 싱글만을 엄선하여 담아낸 이 음반은, 팀 해체 후 30년이 지난 시점에도 비틀즈라는 이름이 지닌 불멸의 음악적 파급력을 다시금 세계에 각인시켰습니다. 발매와 동시에 전 세계 차트를 석권하며 21세기 가장 많이 판매된 앨범 중 하나로 기록된 이 작품은 20세기 대중음악의 정점을 상징합니다.</w:t>
+        <w:t>20세기 인류의 심장을 가장 뜨겁게 울렸던 네 청년의 기적이 한 장의 붉은 캔버스 위에 응축된 불멸의 기록입니다. 1960년대 대중음악의 지평을 완전히 바꾸어 놓은 비틀즈의 영국 및 미국 1위 싱글 27곡을 온전히 품어내며, 시간과 세대를 초월하는 영원한 청춘의 찬가를 들려줍니다. 단순한 히트곡의 나열을 넘어 인류 음악 유산의 정점을 확인케 하는 이 음반은 아날로그 그루브 속에서 여전히 푸른 숨결로 맥박 치고 있습니다.</w:t>
       </w:r>
     </w:p>
     <w:p>
       <w:pPr>
-        <w:spacing w:line="312" w:lineRule="auto" w:after="120"/>
+        <w:spacing w:line="324" w:lineRule="auto" w:before="200" w:after="80"/>
       </w:pPr>
+      <w:r>
+        <w:rPr w:rFonts="맑은 고딕">
+          <w:rFonts w:ascii="맑은 고딕" w:hAnsi="맑은 고딕" w:eastAsia="맑은 고딕"/>
+          <w:b/>
+          <w:color w:val="1E3A8A"/>
+          <w:sz w:val="24"/>
+        </w:rPr>
+        <w:t>1. 음반 데이터</w:t>
+      </w:r>
+    </w:p>
+    <w:p>
+      <w:pPr>
+        <w:spacing w:line="324" w:lineRule="auto" w:after="80"/>
+      </w:pPr>
+      <w:r>
+        <w:rPr w:rFonts="맑은 고딕">
+          <w:rFonts w:ascii="맑은 고딕" w:hAnsi="맑은 고딕" w:eastAsia="맑은 고딕"/>
+          <w:b w:val="0"/>
+          <w:color w:val="6B7280"/>
+          <w:sz w:val="21"/>
+        </w:rPr>
+        <w:t xml:space="preserve">· </w:t>
+      </w:r>
+      <w:r>
+        <w:rPr w:rFonts="맑은 고딕">
+          <w:rFonts w:ascii="맑은 고딕" w:hAnsi="맑은 고딕" w:eastAsia="맑은 고딕"/>
+          <w:b/>
+          <w:color w:val="1F2937"/>
+          <w:sz w:val="21"/>
+        </w:rPr>
+        <w:t xml:space="preserve">앨범명: </w:t>
+      </w:r>
       <w:r>
         <w:rPr w:rFonts="맑은 고딕">
           <w:rFonts w:ascii="맑은 고딕" w:hAnsi="맑은 고딕" w:eastAsia="맑은 고딕"/>
           <w:b w:val="0"/>
           <w:sz w:val="21"/>
         </w:rPr>
-        <w:t>본 음반은 1962년 데뷔 싱글인 「Love Me Do」의 풋풋하고 역동적인 사운드로 포문을 엽니다. 이어지는 「A Hard Day's Night」의 강렬한 오픈 코드, 현악 4중주를 도입해 팝 음악의 예술적 지평을 넓힌 「Yesterday」를 거쳐, 후기 명곡인 「Hey Jude」와 「Let It Be」에 이르기까지 비틀즈가 걸어온 파격적이고 섬세한 음악적 진화의 과정을 명료하게 조망합니다. 존 레논의 날카롭고 울림 있는 보컬과 폴 매카트니의 감미롭고 천재적인 멜로디 감각, 조지 해리슨의 서정적인 기타 리프와 링고 스타의 정교하고 안정적인 드러밍이 이루어내는 화음은 팝과 록 음악이 도달할 수 있는 최상의 아름다움을 선사합니다.</w:t>
+        <w:t>1</w:t>
       </w:r>
     </w:p>
     <w:p>
       <w:pPr>
-        <w:spacing w:line="312" w:lineRule="auto" w:after="120"/>
+        <w:spacing w:line="324" w:lineRule="auto" w:after="80"/>
       </w:pPr>
+      <w:r>
+        <w:rPr w:rFonts="맑은 고딕">
+          <w:rFonts w:ascii="맑은 고딕" w:hAnsi="맑은 고딕" w:eastAsia="맑은 고딕"/>
+          <w:b w:val="0"/>
+          <w:color w:val="6B7280"/>
+          <w:sz w:val="21"/>
+        </w:rPr>
+        <w:t xml:space="preserve">· </w:t>
+      </w:r>
+      <w:r>
+        <w:rPr w:rFonts="맑은 고딕">
+          <w:rFonts w:ascii="맑은 고딕" w:hAnsi="맑은 고딕" w:eastAsia="맑은 고딕"/>
+          <w:b/>
+          <w:color w:val="1F2937"/>
+          <w:sz w:val="21"/>
+        </w:rPr>
+        <w:t xml:space="preserve">아티스트: </w:t>
+      </w:r>
       <w:r>
         <w:rPr w:rFonts="맑은 고딕">
           <w:rFonts w:ascii="맑은 고딕" w:hAnsi="맑은 고딕" w:eastAsia="맑은 고딕"/>
           <w:b w:val="0"/>
           <w:sz w:val="21"/>
         </w:rPr>
-        <w:t>LP 매체로 감상하는 『1』은 더욱 특별한 감흥을 안겨줍니다. 정밀하게 다듬어진 디지털 리마스터링 음원은 초기 비틀즈의 생생한 에너지뿐만 아니라, 후기 스튜디오 녹음 시기의 다채로운 오케스트라 레이어와 스튜디오 실험들을 선명하면서도 따뜻하게 재현해 냅니다. 조지 해리슨의 지고한 멜로디가 빛나는 「Something」의 깊이 있는 감성과, 수많은 인류의 합창을 이끌어내는 「Hey Jude」의 장엄한 피날레는 LP 특유의 풍부한 아날로그 질감과 어우러져 한층 더 깊은 감동을 전달합니다.</w:t>
+        <w:t>The Beatles (비틀즈)</w:t>
       </w:r>
     </w:p>
     <w:p>
       <w:pPr>
-        <w:spacing w:line="312" w:lineRule="auto" w:after="120"/>
+        <w:spacing w:line="324" w:lineRule="auto" w:after="80"/>
       </w:pPr>
+      <w:r>
+        <w:rPr w:rFonts="맑은 고딕">
+          <w:rFonts w:ascii="맑은 고딕" w:hAnsi="맑은 고딕" w:eastAsia="맑은 고딕"/>
+          <w:b w:val="0"/>
+          <w:color w:val="6B7280"/>
+          <w:sz w:val="21"/>
+        </w:rPr>
+        <w:t xml:space="preserve">· </w:t>
+      </w:r>
+      <w:r>
+        <w:rPr w:rFonts="맑은 고딕">
+          <w:rFonts w:ascii="맑은 고딕" w:hAnsi="맑은 고딕" w:eastAsia="맑은 고딕"/>
+          <w:b/>
+          <w:color w:val="1F2937"/>
+          <w:sz w:val="21"/>
+        </w:rPr>
+        <w:t xml:space="preserve">발매 정보: </w:t>
+      </w:r>
       <w:r>
         <w:rPr w:rFonts="맑은 고딕">
           <w:rFonts w:ascii="맑은 고딕" w:hAnsi="맑은 고딕" w:eastAsia="맑은 고딕"/>
           <w:b w:val="0"/>
           <w:sz w:val="21"/>
         </w:rPr>
-        <w:t>비틀즈의 『1』은 단순한 히트곡 모음집을 넘어, 시대와 세대를 초월하여 인류의 삶과 함께해 온 대중문화의 유산입니다. 음반에 수록된 한 곡 한 곡이 지닌 독보적인 완성도와 상징성은 음악을 사랑하는 모든 이들에게 비틀즈라는 거대한 우주로 들어가는 가장 완벽한 안내서이자, 대중음악의 가장 빛나는 순간을 소장하는 기쁨을 선사할 것입니다.</w:t>
+        <w:t>비틀즈의 공식 해체 30주년이 되던 2000년 11월 13일, 영국의 ‘레코드 리테일러(Record Retailer)’와 미국의 ‘빌보드 핫 100(Billboard Hot 100)’ 차트에서 정상을 차지한 27곡의 위대한 넘버원 트랙들을 엄선하여 발매된 정통 컴필레이션 앨범입니다.</w:t>
+      </w:r>
+    </w:p>
+    <w:p>
+      <w:pPr>
+        <w:spacing w:line="324" w:lineRule="auto" w:after="80"/>
+      </w:pPr>
+      <w:r>
+        <w:rPr w:rFonts="맑은 고딕">
+          <w:rFonts w:ascii="맑은 고딕" w:hAnsi="맑은 고딕" w:eastAsia="맑은 고딕"/>
+          <w:b w:val="0"/>
+          <w:color w:val="6B7280"/>
+          <w:sz w:val="21"/>
+        </w:rPr>
+        <w:t xml:space="preserve">· </w:t>
+      </w:r>
+      <w:r>
+        <w:rPr w:rFonts="맑은 고딕">
+          <w:rFonts w:ascii="맑은 고딕" w:hAnsi="맑은 고딕" w:eastAsia="맑은 고딕"/>
+          <w:b/>
+          <w:color w:val="1F2937"/>
+          <w:sz w:val="21"/>
+        </w:rPr>
+        <w:t xml:space="preserve">LP 인기도(판매량): </w:t>
+      </w:r>
+      <w:r>
+        <w:rPr w:rFonts="맑은 고딕">
+          <w:rFonts w:ascii="맑은 고딕" w:hAnsi="맑은 고딕" w:eastAsia="맑은 고딕"/>
+          <w:b w:val="0"/>
+          <w:sz w:val="21"/>
+        </w:rPr>
+        <w:t>발매 직후 전 세계 35개국 앨범 차트 1위를 석권하였으며, 2000년대 전 세계에서 가장 많이 판매된 앨범(3,100만 장 이상의 글로벌 누적 판매량)으로 기네스북에 등재되는 등 21세기 피지컬 음반 역사상 유례없는 경이적인 대기록을 수립하였습니다.</w:t>
+      </w:r>
+    </w:p>
+    <w:p>
+      <w:pPr>
+        <w:spacing w:line="324" w:lineRule="auto" w:after="80"/>
+      </w:pPr>
+      <w:r>
+        <w:rPr w:rFonts="맑은 고딕">
+          <w:rFonts w:ascii="맑은 고딕" w:hAnsi="맑은 고딕" w:eastAsia="맑은 고딕"/>
+          <w:b w:val="0"/>
+          <w:color w:val="6B7280"/>
+          <w:sz w:val="21"/>
+        </w:rPr>
+        <w:t xml:space="preserve">· </w:t>
+      </w:r>
+      <w:r>
+        <w:rPr w:rFonts="맑은 고딕">
+          <w:rFonts w:ascii="맑은 고딕" w:hAnsi="맑은 고딕" w:eastAsia="맑은 고딕"/>
+          <w:b/>
+          <w:color w:val="1F2937"/>
+          <w:sz w:val="21"/>
+        </w:rPr>
+        <w:t xml:space="preserve">각종 수상경력: </w:t>
+      </w:r>
+      <w:r>
+        <w:rPr w:rFonts="맑은 고딕">
+          <w:rFonts w:ascii="맑은 고딕" w:hAnsi="맑은 고딕" w:eastAsia="맑은 고딕"/>
+          <w:b w:val="0"/>
+          <w:sz w:val="21"/>
+        </w:rPr>
+        <w:t>2001년 브릿 어워드(BRIT Awards) 최우수 팝 앨범 노미네이트를 비롯해 세계 각국의 음악 협회로부터 다이아몬드 및 멀티 플래티넘 인증을 획득하였으며, 대중성과 비평 양면에서 팝 역사상 가장 완벽한 베스트 앨범으로 공인받았습니다.</w:t>
+      </w:r>
+    </w:p>
+    <w:p>
+      <w:pPr>
+        <w:spacing w:line="324" w:lineRule="auto" w:before="200" w:after="80"/>
+      </w:pPr>
+      <w:r>
+        <w:rPr w:rFonts="맑은 고딕">
+          <w:rFonts w:ascii="맑은 고딕" w:hAnsi="맑은 고딕" w:eastAsia="맑은 고딕"/>
+          <w:b/>
+          <w:color w:val="1E3A8A"/>
+          <w:sz w:val="24"/>
+        </w:rPr>
+        <w:t>2. 아티스트 정보</w:t>
+      </w:r>
+    </w:p>
+    <w:p>
+      <w:pPr>
+        <w:spacing w:line="324" w:lineRule="auto" w:after="80"/>
+      </w:pPr>
+      <w:r>
+        <w:rPr w:rFonts="맑은 고딕">
+          <w:rFonts w:ascii="맑은 고딕" w:hAnsi="맑은 고딕" w:eastAsia="맑은 고딕"/>
+          <w:b w:val="0"/>
+          <w:color w:val="6B7280"/>
+          <w:sz w:val="21"/>
+        </w:rPr>
+        <w:t xml:space="preserve">· </w:t>
+      </w:r>
+      <w:r>
+        <w:rPr w:rFonts="맑은 고딕">
+          <w:rFonts w:ascii="맑은 고딕" w:hAnsi="맑은 고딕" w:eastAsia="맑은 고딕"/>
+          <w:b/>
+          <w:color w:val="1F2937"/>
+          <w:sz w:val="21"/>
+        </w:rPr>
+        <w:t xml:space="preserve">국적: </w:t>
+      </w:r>
+      <w:r>
+        <w:rPr w:rFonts="맑은 고딕">
+          <w:rFonts w:ascii="맑은 고딕" w:hAnsi="맑은 고딕" w:eastAsia="맑은 고딕"/>
+          <w:b w:val="0"/>
+          <w:sz w:val="21"/>
+        </w:rPr>
+        <w:t>영국 (리버풀)</w:t>
+      </w:r>
+    </w:p>
+    <w:p>
+      <w:pPr>
+        <w:spacing w:line="324" w:lineRule="auto" w:after="80"/>
+      </w:pPr>
+      <w:r>
+        <w:rPr w:rFonts="맑은 고딕">
+          <w:rFonts w:ascii="맑은 고딕" w:hAnsi="맑은 고딕" w:eastAsia="맑은 고딕"/>
+          <w:b w:val="0"/>
+          <w:color w:val="6B7280"/>
+          <w:sz w:val="21"/>
+        </w:rPr>
+        <w:t xml:space="preserve">· </w:t>
+      </w:r>
+      <w:r>
+        <w:rPr w:rFonts="맑은 고딕">
+          <w:rFonts w:ascii="맑은 고딕" w:hAnsi="맑은 고딕" w:eastAsia="맑은 고딕"/>
+          <w:b/>
+          <w:color w:val="1F2937"/>
+          <w:sz w:val="21"/>
+        </w:rPr>
+        <w:t xml:space="preserve">생몰년도: </w:t>
+      </w:r>
+      <w:r>
+        <w:rPr w:rFonts="맑은 고딕">
+          <w:rFonts w:ascii="맑은 고딕" w:hAnsi="맑은 고딕" w:eastAsia="맑은 고딕"/>
+          <w:b w:val="0"/>
+          <w:sz w:val="21"/>
+        </w:rPr>
+        <w:t>1960년 결성 ~ 1970년 공식 해체</w:t>
+      </w:r>
+    </w:p>
+    <w:p>
+      <w:pPr>
+        <w:spacing w:line="324" w:lineRule="auto" w:after="80"/>
+      </w:pPr>
+      <w:r>
+        <w:rPr w:rFonts="맑은 고딕">
+          <w:rFonts w:ascii="맑은 고딕" w:hAnsi="맑은 고딕" w:eastAsia="맑은 고딕"/>
+          <w:b w:val="0"/>
+          <w:color w:val="6B7280"/>
+          <w:sz w:val="21"/>
+        </w:rPr>
+        <w:t xml:space="preserve">· </w:t>
+      </w:r>
+      <w:r>
+        <w:rPr w:rFonts="맑은 고딕">
+          <w:rFonts w:ascii="맑은 고딕" w:hAnsi="맑은 고딕" w:eastAsia="맑은 고딕"/>
+          <w:b/>
+          <w:color w:val="1F2937"/>
+          <w:sz w:val="21"/>
+        </w:rPr>
+        <w:t xml:space="preserve">그룹 소속: </w:t>
+      </w:r>
+      <w:r>
+        <w:rPr w:rFonts="맑은 고딕">
+          <w:rFonts w:ascii="맑은 고딕" w:hAnsi="맑은 고딕" w:eastAsia="맑은 고딕"/>
+          <w:b w:val="0"/>
+          <w:sz w:val="21"/>
+        </w:rPr>
+        <w:t>4인조 록 밴드 (존 레논, 폴 매카트니, 조지 해리슨, 링고 스타)</w:t>
+      </w:r>
+    </w:p>
+    <w:p>
+      <w:pPr>
+        <w:spacing w:line="324" w:lineRule="auto" w:after="80"/>
+      </w:pPr>
+      <w:r>
+        <w:rPr w:rFonts="맑은 고딕">
+          <w:rFonts w:ascii="맑은 고딕" w:hAnsi="맑은 고딕" w:eastAsia="맑은 고딕"/>
+          <w:b w:val="0"/>
+          <w:color w:val="6B7280"/>
+          <w:sz w:val="21"/>
+        </w:rPr>
+        <w:t xml:space="preserve">· </w:t>
+      </w:r>
+      <w:r>
+        <w:rPr w:rFonts="맑은 고딕">
+          <w:rFonts w:ascii="맑은 고딕" w:hAnsi="맑은 고딕" w:eastAsia="맑은 고딕"/>
+          <w:b/>
+          <w:color w:val="1F2937"/>
+          <w:sz w:val="21"/>
+        </w:rPr>
+        <w:t xml:space="preserve">아티스트 소개: </w:t>
+      </w:r>
+      <w:r>
+        <w:rPr w:rFonts="맑은 고딕">
+          <w:rFonts w:ascii="맑은 고딕" w:hAnsi="맑은 고딕" w:eastAsia="맑은 고딕"/>
+          <w:b w:val="0"/>
+          <w:sz w:val="21"/>
+        </w:rPr>
+        <w:t>대중음악을 단순한 오락의 범주에서 고결한 예술의 경지로 끌어올린 20세기 서구 문화사의 가장 독보적인 기념비입니다. 록앤롤을 기반으로 포크, 사이키델릭, 클래식 관현악과의 혁신적인 결합을 이루어내며 현대 팝 음악의 어법과 형식을 영원히 변혁시켰습니다.</w:t>
+      </w:r>
+    </w:p>
+    <w:p>
+      <w:pPr>
+        <w:spacing w:line="324" w:lineRule="auto" w:before="200" w:after="80"/>
+      </w:pPr>
+      <w:r>
+        <w:rPr w:rFonts="맑은 고딕">
+          <w:rFonts w:ascii="맑은 고딕" w:hAnsi="맑은 고딕" w:eastAsia="맑은 고딕"/>
+          <w:b/>
+          <w:color w:val="1E3A8A"/>
+          <w:sz w:val="24"/>
+        </w:rPr>
+        <w:t>3. 음반 상세 분석</w:t>
+      </w:r>
+    </w:p>
+    <w:p>
+      <w:pPr>
+        <w:spacing w:line="324" w:lineRule="auto" w:after="80"/>
+      </w:pPr>
+      <w:r>
+        <w:rPr w:rFonts="맑은 고딕">
+          <w:rFonts w:ascii="맑은 고딕" w:hAnsi="맑은 고딕" w:eastAsia="맑은 고딕"/>
+          <w:b w:val="0"/>
+          <w:color w:val="6B7280"/>
+          <w:sz w:val="21"/>
+        </w:rPr>
+        <w:t xml:space="preserve">· </w:t>
+      </w:r>
+      <w:r>
+        <w:rPr w:rFonts="맑은 고딕">
+          <w:rFonts w:ascii="맑은 고딕" w:hAnsi="맑은 고딕" w:eastAsia="맑은 고딕"/>
+          <w:b/>
+          <w:color w:val="1F2937"/>
+          <w:sz w:val="21"/>
+        </w:rPr>
+        <w:t xml:space="preserve">역사적 위치: </w:t>
+      </w:r>
+      <w:r>
+        <w:rPr w:rFonts="맑은 고딕">
+          <w:rFonts w:ascii="맑은 고딕" w:hAnsi="맑은 고딕" w:eastAsia="맑은 고딕"/>
+          <w:b w:val="0"/>
+          <w:sz w:val="21"/>
+        </w:rPr>
+        <w:t>1962년의 소박한 첫걸음부터 1970년 장엄한 작별에 이르기까지, 대중음악사의 흐름을 재편했던 영광의 궤적을 하나의 완벽한 서사로 엮어낸 음반사적 금자탑입니다. 비틀즈라는 거대한 음악적 우주를 가장 명징하고 입체적으로 조망할 수 있는 정수이자, 후대 음악인들에게 끊임없이 영감을 제공하는 기준점입니다.</w:t>
+      </w:r>
+    </w:p>
+    <w:p>
+      <w:pPr>
+        <w:spacing w:line="324" w:lineRule="auto" w:after="80"/>
+      </w:pPr>
+      <w:r>
+        <w:rPr w:rFonts="맑은 고딕">
+          <w:rFonts w:ascii="맑은 고딕" w:hAnsi="맑은 고딕" w:eastAsia="맑은 고딕"/>
+          <w:b w:val="0"/>
+          <w:color w:val="6B7280"/>
+          <w:sz w:val="21"/>
+        </w:rPr>
+        <w:t xml:space="preserve">· </w:t>
+      </w:r>
+      <w:r>
+        <w:rPr w:rFonts="맑은 고딕">
+          <w:rFonts w:ascii="맑은 고딕" w:hAnsi="맑은 고딕" w:eastAsia="맑은 고딕"/>
+          <w:b/>
+          <w:color w:val="1F2937"/>
+          <w:sz w:val="21"/>
+        </w:rPr>
+        <w:t xml:space="preserve">시대의 흔적(스토리텔링): </w:t>
+      </w:r>
+      <w:r>
+        <w:rPr w:rFonts="맑은 고딕">
+          <w:rFonts w:ascii="맑은 고딕" w:hAnsi="맑은 고딕" w:eastAsia="맑은 고딕"/>
+          <w:b w:val="0"/>
+          <w:sz w:val="21"/>
+        </w:rPr>
+        <w:t>1960년대 냉전의 긴장과 사회적 격변 속에서 자유와 사랑, 평화를 갈망하던 전 세계 청년 세대의 순수한 열망이 고스란히 담겨 있습니다. 리버풀의 어두운 클럽에서 울려 퍼지던 열띤 함성이 전 세계를 뒤흔든 거대한 문화 혁명 ‘브리티시 인베이전(British Invasion)’으로 번져 나가던 당시의 벅찬 공기와 낭만이 음반 곳곳에 아로새겨져 있습니다.</w:t>
+      </w:r>
+    </w:p>
+    <w:p>
+      <w:pPr>
+        <w:spacing w:line="324" w:lineRule="auto" w:before="200" w:after="80"/>
+      </w:pPr>
+      <w:r>
+        <w:rPr w:rFonts="맑은 고딕">
+          <w:rFonts w:ascii="맑은 고딕" w:hAnsi="맑은 고딕" w:eastAsia="맑은 고딕"/>
+          <w:b/>
+          <w:color w:val="1E3A8A"/>
+          <w:sz w:val="24"/>
+        </w:rPr>
+        <w:t>4. 주요 수록곡 및 감상 제언</w:t>
+      </w:r>
+    </w:p>
+    <w:p>
+      <w:pPr>
+        <w:spacing w:line="324" w:lineRule="auto" w:after="80"/>
+      </w:pPr>
+      <w:r>
+        <w:rPr w:rFonts="맑은 고딕">
+          <w:rFonts w:ascii="맑은 고딕" w:hAnsi="맑은 고딕" w:eastAsia="맑은 고딕"/>
+          <w:b w:val="0"/>
+          <w:color w:val="6B7280"/>
+          <w:sz w:val="21"/>
+        </w:rPr>
+        <w:t xml:space="preserve">· </w:t>
+      </w:r>
+      <w:r>
+        <w:rPr w:rFonts="맑은 고딕">
+          <w:rFonts w:ascii="맑은 고딕" w:hAnsi="맑은 고딕" w:eastAsia="맑은 고딕"/>
+          <w:b/>
+          <w:color w:val="1F2937"/>
+          <w:sz w:val="21"/>
+        </w:rPr>
+        <w:t xml:space="preserve">주요 수록곡 특징: </w:t>
+      </w:r>
+      <w:r>
+        <w:rPr w:rFonts="맑은 고딕">
+          <w:rFonts w:ascii="맑은 고딕" w:hAnsi="맑은 고딕" w:eastAsia="맑은 고딕"/>
+          <w:b w:val="0"/>
+          <w:sz w:val="21"/>
+        </w:rPr>
+        <w:t>풋풋한 젊음의 에너지와 찬란한 선율이 돋보이는 'Love Me Do'와 'She Loves You'를 시작으로, 현악 4중주의 고즈넉한 서정성이 비장하게 흐르는 'Yesterday', 눈부신 사이키델릭 팝의 정수를 보여주는 'Penny Lane', 그리고 상처 입은 영혼을 따스하게 어루만지는 불후의 명곡 'Hey Jude'와 'Let It Be'까지 대중음악의 황금기를 수놓은 걸작들이 쉼 없이 펼쳐집니다.</w:t>
+      </w:r>
+    </w:p>
+    <w:p>
+      <w:pPr>
+        <w:spacing w:line="324" w:lineRule="auto" w:after="80"/>
+      </w:pPr>
+      <w:r>
+        <w:rPr w:rFonts="맑은 고딕">
+          <w:rFonts w:ascii="맑은 고딕" w:hAnsi="맑은 고딕" w:eastAsia="맑은 고딕"/>
+          <w:b w:val="0"/>
+          <w:color w:val="6B7280"/>
+          <w:sz w:val="21"/>
+        </w:rPr>
+        <w:t xml:space="preserve">· </w:t>
+      </w:r>
+      <w:r>
+        <w:rPr w:rFonts="맑은 고딕">
+          <w:rFonts w:ascii="맑은 고딕" w:hAnsi="맑은 고딕" w:eastAsia="맑은 고딕"/>
+          <w:b/>
+          <w:color w:val="1F2937"/>
+          <w:sz w:val="21"/>
+        </w:rPr>
+        <w:t xml:space="preserve">빈티지 감상 제언: </w:t>
+      </w:r>
+      <w:r>
+        <w:rPr w:rFonts="맑은 고딕">
+          <w:rFonts w:ascii="맑은 고딕" w:hAnsi="맑은 고딕" w:eastAsia="맑은 고딕"/>
+          <w:b w:val="0"/>
+          <w:sz w:val="21"/>
+        </w:rPr>
+        <w:t>바이닐 특유의 깊고 두터운 그루브는 프로듀서 조지 마틴의 유려한 오케스트레이션과 네 멤버의 체온이 담긴 하모니를 한층 생생하게 살려냅니다. 특히 진공관 앰프의 은은한 잔향과 턴테이블 바늘이 빚어내는 아날로그 특유의 밀도감은 폴 매카트니의 탄력 있는 베이스와 존 레논의 호소력 짙은 음색을 눈앞의 무대처럼 입체적으로 펼쳐 보입니다.</w:t>
+      </w:r>
+    </w:p>
+    <w:p>
+      <w:pPr>
+        <w:spacing w:line="324" w:lineRule="auto" w:after="80"/>
+      </w:pPr>
+      <w:r>
+        <w:rPr w:rFonts="맑은 고딕">
+          <w:rFonts w:ascii="맑은 고딕" w:hAnsi="맑은 고딕" w:eastAsia="맑은 고딕"/>
+          <w:b w:val="0"/>
+          <w:color w:val="6B7280"/>
+          <w:sz w:val="21"/>
+        </w:rPr>
+        <w:t xml:space="preserve">· </w:t>
+      </w:r>
+      <w:r>
+        <w:rPr w:rFonts="맑은 고딕">
+          <w:rFonts w:ascii="맑은 고딕" w:hAnsi="맑은 고딕" w:eastAsia="맑은 고딕"/>
+          <w:b/>
+          <w:color w:val="1F2937"/>
+          <w:sz w:val="21"/>
+        </w:rPr>
+        <w:t xml:space="preserve">소장 가치: </w:t>
+      </w:r>
+      <w:r>
+        <w:rPr w:rFonts="맑은 고딕">
+          <w:rFonts w:ascii="맑은 고딕" w:hAnsi="맑은 고딕" w:eastAsia="맑은 고딕"/>
+          <w:b w:val="0"/>
+          <w:sz w:val="21"/>
+        </w:rPr>
+        <w:t>인류의 가슴을 가장 뜨겁게 흔들었던 단 27곡의 위대한 명작을 아날로그 LP 두 장에 온전히 담아냈다는 점만으로도 컬렉터의 서가에서 가장 고귀하게 빛날 소장 가치를 지닙니다. 시대를 초월하여 세대와 세대를 이어주는 음악적 유산이자, 소장하는 것만으로도 깊은 미학적 긍지를 선사하는 음반입니다.</w:t>
+      </w:r>
+    </w:p>
+    <w:p>
+      <w:pPr>
+        <w:spacing w:line="324" w:lineRule="auto" w:after="120" w:before="160"/>
+      </w:pPr>
+      <w:r>
+        <w:rPr w:rFonts="맑은 고딕">
+          <w:rFonts w:ascii="맑은 고딕" w:hAnsi="맑은 고딕" w:eastAsia="맑은 고딕"/>
+          <w:b/>
+          <w:color w:val="4338CA"/>
+          <w:sz w:val="21"/>
+        </w:rPr>
+        <w:t>이 음반을 통해 20세기 청춘의 심장을 뛰게 했던 네 청년의 눈부신 선율이 진공관 너머로 전해주는 감동을 다시 한번 경험해 보시는 것은 어떨까요?</w:t>
       </w:r>
     </w:p>
     <w:sectPr>
       <w:pgSz w:w="12240" w:h="15840"/>
-      <w:pgMar w:top="1440" w:right="1440" w:bottom="1440" w:left="1440" w:header="720" w:footer="720" w:gutter="0"/>
+      <w:pgMar w:top="1152" w:right="1296" w:bottom="1152" w:left="1296" w:header="720" w:footer="720" w:gutter="0"/>
       <w:cols w:space="720"/>
       <w:docGrid w:linePitch="360"/>
     </w:sectPr>

--- a/word_reports/LP_0335_위치_701_The Beatles_1.docx
+++ b/word_reports/LP_0335_위치_701_The Beatles_1.docx
@@ -32,7 +32,7 @@
     </w:p>
     <w:p>
       <w:pPr>
-        <w:spacing w:line="324" w:lineRule="auto" w:before="80" w:after="160"/>
+        <w:spacing w:line="324" w:lineRule="auto" w:before="80" w:after="120"/>
       </w:pPr>
       <w:r>
         <w:rPr w:rFonts="맑은 고딕">
@@ -42,13 +42,6 @@
           <w:sz w:val="22"/>
         </w:rPr>
         <w:t xml:space="preserve">[음반 소개] </w:t>
-      </w:r>
-      <w:r>
-        <w:rPr w:rFonts="맑은 고딕">
-          <w:rFonts w:ascii="맑은 고딕" w:hAnsi="맑은 고딕" w:eastAsia="맑은 고딕"/>
-          <w:b w:val="0"/>
-          <w:sz w:val="21"/>
-        </w:rPr>
       </w:r>
     </w:p>
     <w:p>
@@ -61,7 +54,33 @@
           <w:b w:val="0"/>
           <w:sz w:val="21"/>
         </w:rPr>
-        <w:t>20세기 인류의 심장을 가장 뜨겁게 울렸던 네 청년의 기적이 한 장의 붉은 캔버스 위에 응축된 불멸의 기록입니다. 1960년대 대중음악의 지평을 완전히 바꾸어 놓은 비틀즈의 영국 및 미국 1위 싱글 27곡을 온전히 품어내며, 시간과 세대를 초월하는 영원한 청춘의 찬가를 들려줍니다. 단순한 히트곡의 나열을 넘어 인류 음악 유산의 정점을 확인케 하는 이 음반은 아날로그 그루브 속에서 여전히 푸른 숨결로 맥박 치고 있습니다.</w:t>
+        <w:t>인류 대중음악사의 흐름은 리버풀 출신의 네 청년이 세상에 등장하기 전과 후로 나뉜다고 해도 과언이 아닙니다. 비틀즈의 해체 30주년을 기념하여 2000년에 세상에 첫선을 보인 컴필레이션 앨범 [1]은 단순한 히트곡의 나열을 넘어, 20세기 후반 인류 문화사의 가장 찬란했던 황금기를 압축해 낸 거대한 기념비입니다. 영국과 미국 양국의 공인 차트에서 정상을 차지했던 27곡의 찬란한 기록들을 연대기순으로 정갈하게 엮어낸 이 음반은, 시대를 관통하며 팝 음악이 도달할 수 있는 가장 우아하고도 혁신적인 경지가 무엇인지를 증명하고 있습니다.</w:t>
+      </w:r>
+    </w:p>
+    <w:p>
+      <w:pPr>
+        <w:spacing w:line="324" w:lineRule="auto" w:after="120"/>
+      </w:pPr>
+      <w:r>
+        <w:rPr w:rFonts="맑은 고딕">
+          <w:rFonts w:ascii="맑은 고딕" w:hAnsi="맑은 고딕" w:eastAsia="맑은 고딕"/>
+          <w:b w:val="0"/>
+          <w:sz w:val="21"/>
+        </w:rPr>
+        <w:t>이 앨범에 담긴 궤적은 곧 현대 대중음악의 진화사 그 자체입니다. 초기 머시비트의 풋풋하고 약동하는 에너지로 전 세계를 뒤흔든 "Love Me Do"와 "I Want to Hold Your Hand"를 지나, 클래식 현악과 팝의 결합을 이룩한 "Yesterday", 그리고 사이키델릭과 스튜디오 레코딩 미학의 정점을 찍은 중기의 "Penny Lane"과 "All You Need Is Love", 마침내 해체의 어스름 속에서 묵직한 구원의 메시지를 던진 "Hey Jude"와 "Let It Be"에 이르기까지의 여정은 경이로움 그 자체입니다. 존 레넌과 폴 매카트니, 조지 해리슨과 링고 스타가 나누었던 음악적 대화는 단순한 유행가를 넘어, 인간의 보편적 고독과 환희, 그리고 사랑이라는 영원한 화두를 향한 숭고한 탐구였습니다.</w:t>
+      </w:r>
+    </w:p>
+    <w:p>
+      <w:pPr>
+        <w:spacing w:line="324" w:lineRule="auto" w:after="120"/>
+      </w:pPr>
+      <w:r>
+        <w:rPr w:rFonts="맑은 고딕">
+          <w:rFonts w:ascii="맑은 고딕" w:hAnsi="맑은 고딕" w:eastAsia="맑은 고딕"/>
+          <w:b w:val="0"/>
+          <w:sz w:val="21"/>
+        </w:rPr>
+        <w:t>수십 년의 세월이 흘러 디지털 음원의 파편화된 세상 속에서도, 턴테이블 플래터 위에 얹힌 이 음반의 그루브는 여전히 뜨겁게 숨 쉬고 있습니다. 세대를 초월하여 부모와 자식이 같은 멜로디에 눈물짓고 미소 짓게 만드는 힘, 그것이 바로 비틀즈가 남긴 불멸의 유산입니다. 이 음반은 흘러간 과거의 박제가 아니라, 언제 어디서 바늘을 올려놓아도 지금 막 태어난 듯 눈부신 생명력과 서정적 울림으로 우리의 메마른 감성을 어루만져 주는 가장 순수하고 영원한 예술적 성찬입니다.</w:t>
       </w:r>
     </w:p>
     <w:p>
@@ -168,7 +187,7 @@
           <w:b w:val="0"/>
           <w:sz w:val="21"/>
         </w:rPr>
-        <w:t>비틀즈의 공식 해체 30주년이 되던 2000년 11월 13일, 영국의 ‘레코드 리테일러(Record Retailer)’와 미국의 ‘빌보드 핫 100(Billboard Hot 100)’ 차트에서 정상을 차지한 27곡의 위대한 넘버원 트랙들을 엄선하여 발매된 정통 컴필레이션 앨범입니다.</w:t>
+        <w:t>2000년 11월 13일 애플 레코드(Apple Records)를 통해 공식 발매된 베스트 앨범으로, 1962년부터 1970년까지 비틀즈가 영국(Record Retailer)과 미국(Billboard Hot 100) 싱글 차트에서 1위에 올린 총 27곡의 원곡 마스터 테이프를 정교하게 복원 및 리마스터링하여 제작된 역사적 기록물입니다.</w:t>
       </w:r>
     </w:p>
     <w:p>
@@ -199,7 +218,7 @@
           <w:b w:val="0"/>
           <w:sz w:val="21"/>
         </w:rPr>
-        <w:t>발매 직후 전 세계 35개국 앨범 차트 1위를 석권하였으며, 2000년대 전 세계에서 가장 많이 판매된 앨범(3,100만 장 이상의 글로벌 누적 판매량)으로 기네스북에 등재되는 등 21세기 피지컬 음반 역사상 유례없는 경이적인 대기록을 수립하였습니다.</w:t>
+        <w:t>발매와 동시에 전 세계 35개국 앨범 차트 1위를 석권하였으며, 2000년대 전 세계에서 가장 많이 팔린 앨범(누적 3,100만 장 이상)으로 기록되었습니다. 미국음반산업협회(RIAA) 다이아몬드(11× 플래티넘) 인증을 획득하며 아날로그 바이닐 부흥기 속에서도 시대를 초월한 최상위 스테디셀러로 군림하고 있습니다.</w:t>
       </w:r>
     </w:p>
     <w:p>
@@ -230,7 +249,7 @@
           <w:b w:val="0"/>
           <w:sz w:val="21"/>
         </w:rPr>
-        <w:t>2001년 브릿 어워드(BRIT Awards) 최우수 팝 앨범 노미네이트를 비롯해 세계 각국의 음악 협회로부터 다이아몬드 및 멀티 플래티넘 인증을 획득하였으며, 대중성과 비평 양면에서 팝 역사상 가장 완벽한 베스트 앨범으로 공인받았습니다.</w:t>
+        <w:t>2001년 브릿 어워드(Brit Awards) 특별상 수상 및 기네스 세계 기록에 '21세기 가장 빠르게 판매된 앨범'으로 등재되었으며, 전 세계 유수 음악 평단으로부터 대중음악사상 가장 완전무결한 컴필레이션 앨범이라는 만장일치의 찬사를 받았습니다.</w:t>
       </w:r>
     </w:p>
     <w:p>
@@ -275,7 +294,7 @@
           <w:b w:val="0"/>
           <w:sz w:val="21"/>
         </w:rPr>
-        <w:t>영국 (리버풀)</w:t>
+        <w:t>영국 (United Kingdom, 리버풀)</w:t>
       </w:r>
     </w:p>
     <w:p>
@@ -306,7 +325,7 @@
           <w:b w:val="0"/>
           <w:sz w:val="21"/>
         </w:rPr>
-        <w:t>1960년 결성 ~ 1970년 공식 해체</w:t>
+        <w:t>1960년 결성 ~ 1970년 공식 해체 (존 레넌 1940~1980 / 폴 매카트니 1942~현재 / 조지 해리슨 1943~2001 / 링고 스타 1940~현재)</w:t>
       </w:r>
     </w:p>
     <w:p>
@@ -337,7 +356,7 @@
           <w:b w:val="0"/>
           <w:sz w:val="21"/>
         </w:rPr>
-        <w:t>4인조 록 밴드 (존 레논, 폴 매카트니, 조지 해리슨, 링고 스타)</w:t>
+        <w:t>4인조 록/팝 밴드 (The Beatles)</w:t>
       </w:r>
     </w:p>
     <w:p>
@@ -368,7 +387,7 @@
           <w:b w:val="0"/>
           <w:sz w:val="21"/>
         </w:rPr>
-        <w:t>대중음악을 단순한 오락의 범주에서 고결한 예술의 경지로 끌어올린 20세기 서구 문화사의 가장 독보적인 기념비입니다. 록앤롤을 기반으로 포크, 사이키델릭, 클래식 관현악과의 혁신적인 결합을 이루어내며 현대 팝 음악의 어법과 형식을 영원히 변혁시켰습니다.</w:t>
+        <w:t>20세기 인류 문화 지형도를 뒤흔든 독보적인 아티스트로, 록앤롤을 단순한 유흥 문화에서 고도의 예술적 경지로 승화시켰습니다. 존 레넌과 폴 매카트니의 천재적인 송라이팅 파트너십과 혁신적인 스튜디오 사운드 실험은 오늘날 전 세계 대중음악의 근간을 정립한 절대적 기준으로 평가받습니다.</w:t>
       </w:r>
     </w:p>
     <w:p>
@@ -413,7 +432,7 @@
           <w:b w:val="0"/>
           <w:sz w:val="21"/>
         </w:rPr>
-        <w:t>1962년의 소박한 첫걸음부터 1970년 장엄한 작별에 이르기까지, 대중음악사의 흐름을 재편했던 영광의 궤적을 하나의 완벽한 서사로 엮어낸 음반사적 금자탑입니다. 비틀즈라는 거대한 음악적 우주를 가장 명징하고 입체적으로 조망할 수 있는 정수이자, 후대 음악인들에게 끊임없이 영감을 제공하는 기준점입니다.</w:t>
+        <w:t>단 8년이라는 활동 기간 동안 단일 그룹이 이룩해 낸 음악적 완성도와 상업적 성취의 정점을 집대성한 음반입니다. 대중성과 예술성, 서정성과 전위성이 완벽한 황금비율을 이루며, 팝 음악이 어떻게 인류의 영원한 고전(Classic)으로 자리 잡을 수 있는지를 웅변하는 교과서적 텍스트입니다.</w:t>
       </w:r>
     </w:p>
     <w:p>
@@ -444,7 +463,7 @@
           <w:b w:val="0"/>
           <w:sz w:val="21"/>
         </w:rPr>
-        <w:t>1960년대 냉전의 긴장과 사회적 격변 속에서 자유와 사랑, 평화를 갈망하던 전 세계 청년 세대의 순수한 열망이 고스란히 담겨 있습니다. 리버풀의 어두운 클럽에서 울려 퍼지던 열띤 함성이 전 세계를 뒤흔든 거대한 문화 혁명 ‘브리티시 인베이전(British Invasion)’으로 번져 나가던 당시의 벅찬 공기와 낭만이 음반 곳곳에 아로새겨져 있습니다.</w:t>
+        <w:t>냉전의 긴장과 세대 갈등 속에서 1960년대 청년들의 해방구가 되었던 '비틀마니아(Beatlemania)'의 열기부터, 베트남 전쟁 반대와 사랑의 연대를 부르짖던 '사랑의 여름(Summer of Love)'의 히피 무브먼트까지, 격동하던 60년대의 역사적 공기와 청춘들의 숨결이 각 트랙의 선율마다 아련하게 배어 있습니다.</w:t>
       </w:r>
     </w:p>
     <w:p>
@@ -489,7 +508,7 @@
           <w:b w:val="0"/>
           <w:sz w:val="21"/>
         </w:rPr>
-        <w:t>풋풋한 젊음의 에너지와 찬란한 선율이 돋보이는 'Love Me Do'와 'She Loves You'를 시작으로, 현악 4중주의 고즈넉한 서정성이 비장하게 흐르는 'Yesterday', 눈부신 사이키델릭 팝의 정수를 보여주는 'Penny Lane', 그리고 상처 입은 영혼을 따스하게 어루만지는 불후의 명곡 'Hey Jude'와 'Let It Be'까지 대중음악의 황금기를 수놓은 걸작들이 쉼 없이 펼쳐집니다.</w:t>
+        <w:t>풋풋한 하모니카와 보컬 하모니가 싱그러운 "Love Me Do", 전 세계 팝의 역사를 바꾼 기념비적 앤섬 "I Want to Hold Your Hand", 어쿠스틱 기타와 현악 4중주가 빚어내는 고독의 극치 "Yesterday", 유토피아적 동심을 화려한 브라스로 채색한 "Penny Lane", 그리고 세속을 초월한 위로를 건네는 대서사시 "Hey Jude"와 "Let It Be" 등 수록곡 전곡이 하나의 찬란한 명작 단편들로 이루어져 있습니다.</w:t>
       </w:r>
     </w:p>
     <w:p>
@@ -520,7 +539,7 @@
           <w:b w:val="0"/>
           <w:sz w:val="21"/>
         </w:rPr>
-        <w:t>바이닐 특유의 깊고 두터운 그루브는 프로듀서 조지 마틴의 유려한 오케스트레이션과 네 멤버의 체온이 담긴 하모니를 한층 생생하게 살려냅니다. 특히 진공관 앰프의 은은한 잔향과 턴테이블 바늘이 빚어내는 아날로그 특유의 밀도감은 폴 매카트니의 탄력 있는 베이스와 존 레논의 호소력 짙은 음색을 눈앞의 무대처럼 입체적으로 펼쳐 보입니다.</w:t>
+        <w:t>애비 로드 스튜디오의 따스한 아날로그 공명은 턴테이블의 카트리지를 거칠 때 비로소 진정한 생명력을 얻습니다. 진공관 앰프를 통해 재생할 때 은은하게 번지는 폴 매카트니의 유려한 베이스 라인, 조지 마틴이 조율한 현악 세션의 온화한 배음, 그리고 링고 스타의 담백한 스네어 타격감은 디지털 음원에서는 느낄 수 없는 깊은 공간감과 감동을 자아냅니다.</w:t>
       </w:r>
     </w:p>
     <w:p>
@@ -551,7 +570,7 @@
           <w:b w:val="0"/>
           <w:sz w:val="21"/>
         </w:rPr>
-        <w:t>인류의 가슴을 가장 뜨겁게 흔들었던 단 27곡의 위대한 명작을 아날로그 LP 두 장에 온전히 담아냈다는 점만으로도 컬렉터의 서가에서 가장 고귀하게 빛날 소장 가치를 지닙니다. 시대를 초월하여 세대와 세대를 이어주는 음악적 유산이자, 소장하는 것만으로도 깊은 미학적 긍지를 선사하는 음반입니다.</w:t>
+        <w:t>강렬한 레드 바탕에 미니멀한 옐로우 타이포그래피로 완성된 게이트폴드 커버는 그 자체로 하나의 팝 아트 작품이며, 20세기 대중음악의 가장 눈부신 순간들을 단 2장의 더블 LP로 온전히 소유할 수 있다는 점에서 컬렉터의 서가 맨 앞자리를 차지하기에 부족함이 없는 음반입니다.</w:t>
       </w:r>
     </w:p>
     <w:p>
@@ -565,7 +584,7 @@
           <w:color w:val="4338CA"/>
           <w:sz w:val="21"/>
         </w:rPr>
-        <w:t>이 음반을 통해 20세기 청춘의 심장을 뛰게 했던 네 청년의 눈부신 선율이 진공관 너머로 전해주는 감동을 다시 한번 경험해 보시는 것은 어떨까요?</w:t>
+        <w:t>이 음반을 통해 20세기 인류의 가장 찬란했던 청춘과 음악적 기적이 전해주는 감동을 다시 한번 경험해 보시는 것은 어떨까요?</w:t>
       </w:r>
     </w:p>
     <w:sectPr>
